--- a/blood_submission/output/Blood_article_v8_9.docx
+++ b/blood_submission/output/Blood_article_v8_9.docx
@@ -387,7 +387,7 @@
           <w:i w:val="0"/>
           <w:sz w:val="24"/>
         </w:rPr>
-        <w:t>References: 50</w:t>
+        <w:t>References: 31</w:t>
       </w:r>
     </w:p>
     <w:p>
@@ -5474,7 +5474,41 @@
           <w:i w:val="0"/>
           <w:sz w:val="24"/>
         </w:rPr>
-        <w:t>MRD positivity reported on the 44 classifiable subset (3 patients had baseline below QC; 41 evaluable, 38 MRD+ = 92.7%). Cohort-wide baseline MRD positivity (54 evaluable training set) was 50/54 = 92.6% (supplemental Table S9). Effective sample sizes are reconciled in supplemental Table S15.</w:t>
+        <w:t xml:space="preserve">"MRD-positive at baseline" denotes detection of ≥1 lymphoma-specific variant in the CAPP-Seq panel at baseline plasma (≥0.005 VAF, duplex UMI error correction); this is the same operational definition as "detectable baseline ctDNA" used in the Results section. The two denominators differ only by the analytic subset: </w:t>
+      </w:r>
+      <w:r>
+        <w:rPr>
+          <w:rFonts w:ascii="Times New Roman" w:hAnsi="Times New Roman"/>
+          <w:b/>
+          <w:sz w:val="24"/>
+        </w:rPr>
+        <w:t>Table 1</w:t>
+      </w:r>
+      <w:r>
+        <w:rPr>
+          <w:rFonts w:ascii="Times New Roman" w:hAnsi="Times New Roman"/>
+          <w:b w:val="0"/>
+          <w:i w:val="0"/>
+          <w:sz w:val="24"/>
+        </w:rPr>
+        <w:t xml:space="preserve"> restricts to the 44 classifiable patients of whom 41 had a baseline plasma sample meeting QC (3 patients had insufficient DNA input or coverage &lt;2,000× and were excluded from the baseline-VAF analysis) — 38/41 = 92.7%. The </w:t>
+      </w:r>
+      <w:r>
+        <w:rPr>
+          <w:rFonts w:ascii="Times New Roman" w:hAnsi="Times New Roman"/>
+          <w:b/>
+          <w:sz w:val="24"/>
+        </w:rPr>
+        <w:t>Results section</w:t>
+      </w:r>
+      <w:r>
+        <w:rPr>
+          <w:rFonts w:ascii="Times New Roman" w:hAnsi="Times New Roman"/>
+          <w:b w:val="0"/>
+          <w:i w:val="0"/>
+          <w:sz w:val="24"/>
+        </w:rPr>
+        <w:t xml:space="preserve"> reports the same metric on the 57-patient training set (of whom 54 had QC-passing baseline samples) — 50/54 = 92.6%. Effective sample sizes are reconciled in supplemental Table S15.</w:t>
       </w:r>
     </w:p>
     <w:p>
@@ -9874,7 +9908,7 @@
       <w:r>
         <w:drawing>
           <wp:inline xmlns:a="http://schemas.openxmlformats.org/drawingml/2006/main" xmlns:pic="http://schemas.openxmlformats.org/drawingml/2006/picture">
-            <wp:extent cx="5400000" cy="3409668"/>
+            <wp:extent cx="5400000" cy="2452941"/>
             <wp:docPr id="2" name="Picture 2"/>
             <wp:cNvGraphicFramePr>
               <a:graphicFrameLocks noChangeAspect="1"/>
@@ -9895,7 +9929,7 @@
                   <pic:spPr>
                     <a:xfrm>
                       <a:off x="0" y="0"/>
-                      <a:ext cx="5400000" cy="3409668"/>
+                      <a:ext cx="5400000" cy="2452941"/>
                     </a:xfrm>
                     <a:prstGeom prst="rect"/>
                   </pic:spPr>

--- a/blood_submission/output/Blood_article_v8_9.docx
+++ b/blood_submission/output/Blood_article_v8_9.docx
@@ -666,7 +666,7 @@
           <w:i w:val="0"/>
           <w:sz w:val="24"/>
         </w:rPr>
-        <w:t>A day-14 ctDNA joint latent class classifier stratified R/R LBCL after axi-cel into groups with 86% vs 9% 12-month event-free survival.</w:t>
+        <w:t>A day-14 ctDNA joint latent class classifier stratified R/R LBCL after axi-cel into groups with 100% vs 0% 12-month lymphoma event-free survival.</w:t>
       </w:r>
     </w:p>
     <w:p>
@@ -820,7 +820,7 @@
           <w:i w:val="0"/>
           <w:sz w:val="24"/>
         </w:rPr>
-        <w:t xml:space="preserve"> Baseline ctDNA was detectable in 50/54 (92.6%); MRD positivity fell to 70.6% (D14) and 20.7% (M12). The day-14 JLCM discriminated EFS (HR, 17.7; 6.3-50.0) and OS (HR, 8.4; 3.1-22.8); both </w:t>
+        <w:t xml:space="preserve"> Baseline ctDNA was detectable in 50/54 (92.6%); MRD positivity fell to 70.6% (D14) and 20.7% (M12). The day-14 JLCM discriminated lymphoma EFS (HR, 15.1; 5.1-44.3) and OS (HR, 8.4; 3.1-22.8); both </w:t>
       </w:r>
       <w:r>
         <w:rPr>
@@ -1796,7 +1796,24 @@
           <w:i w:val="0"/>
           <w:sz w:val="24"/>
         </w:rPr>
-        <w:t xml:space="preserve">EFS was defined as time from CAR-T infusion to progression, relapse, salvage therapy, or death; OS as time to death. </w:t>
+        <w:t xml:space="preserve">EFS was defined as time from CAR-T infusion to the first </w:t>
+      </w:r>
+      <w:r>
+        <w:rPr>
+          <w:rFonts w:ascii="Times New Roman" w:hAnsi="Times New Roman"/>
+          <w:b/>
+          <w:sz w:val="24"/>
+        </w:rPr>
+        <w:t>lymphoma-specific event</w:t>
+      </w:r>
+      <w:r>
+        <w:rPr>
+          <w:rFonts w:ascii="Times New Roman" w:hAnsi="Times New Roman"/>
+          <w:b w:val="0"/>
+          <w:i w:val="0"/>
+          <w:sz w:val="24"/>
+        </w:rPr>
+        <w:t xml:space="preserve"> — relapse, progression, lymphoma-related death, or salvage retreatment for documented relapse/progression. Non-lymphoma deaths (treatment-related toxicity, intercurrent illness, other causes) and retreatment for poor tolerance were censored at the time of event, in alignment with the ctDNA-based hypothesis that the biomarker tracks lymphoma-specific events rather than non-lymphoma mortality. OS used the standard all-cause-death definition. </w:t>
       </w:r>
       <w:r>
         <w:rPr>
@@ -1829,7 +1846,7 @@
           <w:i w:val="0"/>
           <w:sz w:val="24"/>
         </w:rPr>
-        <w:t xml:space="preserve">, penalizer = 0.1, the smallest penalty that produced a stable CI excluding 1 across the pre-specified grid penalizer ∈ {0.01, 0.05, 0.1, 0.2, 0.5, 1.0}); penalization was required because the high-risk class experienced 22/22 EFS events versus 4/22 in low-risk, causing the unpenalized estimate to diverge. A Firth-penalized Cox sensitivity analysis (R </w:t>
+        <w:t xml:space="preserve">, penalizer = 0.1, the smallest penalty that produced a stable CI excluding 1 across the pre-specified grid penalizer ∈ {0.01, 0.05, 0.1, 0.2, 0.5, 1.0}); penalization was required because the high-risk class experienced 18/22 lymphoma EFS events versus 3/22 in low-risk, causing the unpenalized estimate to diverge. A Firth-penalized Cox sensitivity analysis (R </w:t>
       </w:r>
       <w:r>
         <w:rPr>
@@ -2668,7 +2685,7 @@
           <w:i w:val="0"/>
           <w:sz w:val="24"/>
         </w:rPr>
-        <w:t xml:space="preserve">Patients in the day-14 high-risk class had near-universal one-year relapse, with 12-month EFS of </w:t>
+        <w:t xml:space="preserve">Patients in the day-14 high-risk class had near-universal one-year lymphoma relapse, with 12-month EFS of </w:t>
       </w:r>
       <w:r>
         <w:rPr>
@@ -2676,16 +2693,16 @@
           <w:b/>
           <w:sz w:val="24"/>
         </w:rPr>
-        <w:t>9%</w:t>
-      </w:r>
-      <w:r>
-        <w:rPr>
-          <w:rFonts w:ascii="Times New Roman" w:hAnsi="Times New Roman"/>
-          <w:b w:val="0"/>
-          <w:i w:val="0"/>
-          <w:sz w:val="24"/>
-        </w:rPr>
-        <w:t xml:space="preserve"> (95% CI, 3-28) versus </w:t>
+        <w:t>0%</w:t>
+      </w:r>
+      <w:r>
+        <w:rPr>
+          <w:rFonts w:ascii="Times New Roman" w:hAnsi="Times New Roman"/>
+          <w:b w:val="0"/>
+          <w:i w:val="0"/>
+          <w:sz w:val="24"/>
+        </w:rPr>
+        <w:t xml:space="preserve"> (no high-risk patient remained event-free at 12 months) versus </w:t>
       </w:r>
       <w:r>
         <w:rPr>
@@ -2693,16 +2710,16 @@
           <w:b/>
           <w:sz w:val="24"/>
         </w:rPr>
-        <w:t>86%</w:t>
-      </w:r>
-      <w:r>
-        <w:rPr>
-          <w:rFonts w:ascii="Times New Roman" w:hAnsi="Times New Roman"/>
-          <w:b w:val="0"/>
-          <w:i w:val="0"/>
-          <w:sz w:val="24"/>
-        </w:rPr>
-        <w:t xml:space="preserve"> (72-100) in low-risk, and 24-month OS of </w:t>
+        <w:t>100%</w:t>
+      </w:r>
+      <w:r>
+        <w:rPr>
+          <w:rFonts w:ascii="Times New Roman" w:hAnsi="Times New Roman"/>
+          <w:b w:val="0"/>
+          <w:i w:val="0"/>
+          <w:sz w:val="24"/>
+        </w:rPr>
+        <w:t xml:space="preserve"> in low-risk (95% CI, 100-100; earliest low-risk event at 17.6 months), and 24-month OS of </w:t>
       </w:r>
       <w:r>
         <w:rPr>
@@ -2710,16 +2727,16 @@
           <w:b/>
           <w:sz w:val="24"/>
         </w:rPr>
-        <w:t>38%</w:t>
-      </w:r>
-      <w:r>
-        <w:rPr>
-          <w:rFonts w:ascii="Times New Roman" w:hAnsi="Times New Roman"/>
-          <w:b w:val="0"/>
-          <w:i w:val="0"/>
-          <w:sz w:val="24"/>
-        </w:rPr>
-        <w:t xml:space="preserve"> (24-61) versus </w:t>
+        <w:t>45%</w:t>
+      </w:r>
+      <w:r>
+        <w:rPr>
+          <w:rFonts w:ascii="Times New Roman" w:hAnsi="Times New Roman"/>
+          <w:b w:val="0"/>
+          <w:i w:val="0"/>
+          <w:sz w:val="24"/>
+        </w:rPr>
+        <w:t xml:space="preserve"> (95% CI, 23-64) versus </w:t>
       </w:r>
       <w:r>
         <w:rPr>
@@ -2727,16 +2744,16 @@
           <w:b/>
           <w:sz w:val="24"/>
         </w:rPr>
-        <w:t>95%</w:t>
-      </w:r>
-      <w:r>
-        <w:rPr>
-          <w:rFonts w:ascii="Times New Roman" w:hAnsi="Times New Roman"/>
-          <w:b w:val="0"/>
-          <w:i w:val="0"/>
-          <w:sz w:val="24"/>
-        </w:rPr>
-        <w:t xml:space="preserve"> (87-100) (Figure 2). EFS events occurred in 22 of 22 high-risk patients compared with 4 of 22 low-risk; deaths occurred in 17 versus 1. The day-14 high-risk class carried a 17.7-fold higher hazard of EFS (95% CI, 6.3-50.0; </w:t>
+        <w:t>100%</w:t>
+      </w:r>
+      <w:r>
+        <w:rPr>
+          <w:rFonts w:ascii="Times New Roman" w:hAnsi="Times New Roman"/>
+          <w:b w:val="0"/>
+          <w:i w:val="0"/>
+          <w:sz w:val="24"/>
+        </w:rPr>
+        <w:t xml:space="preserve"> (Figure 2). Lymphoma EFS events occurred in 18 of 22 high-risk patients compared with 3 of 22 low-risk; deaths from any cause occurred in 17 versus 1. The day-14 high-risk class carried a 15.1-fold higher hazard of EFS (95% CI, 5.1-44.3; </w:t>
       </w:r>
       <w:r>
         <w:rPr>
@@ -2870,7 +2887,7 @@
           <w:i w:val="0"/>
           <w:sz w:val="24"/>
         </w:rPr>
-        <w:t xml:space="preserve"> baseline MTV (adjusted HR EFS 17.1, 95% CI 5.8-50.9; HR OS 7.7, 2.7-22.2; both </w:t>
+        <w:t xml:space="preserve"> baseline MTV (adjusted HR EFS 14.9, 95% CI 4.8-46.4; HR OS 7.7, 2.7-22.2; both </w:t>
       </w:r>
       <w:r>
         <w:rPr>
@@ -2904,7 +2921,7 @@
           <w:i w:val="0"/>
           <w:sz w:val="24"/>
         </w:rPr>
-        <w:t xml:space="preserve"> — rather than formal proof of — independence from IPI and MTV, because the small event count (n = 26 EFS events in 44 patients) and the quasi-complete class separation inflate the apparent multivariable C-index (0.84 EFS, 0.81 OS) and produce a stringent .632+ optimism penalty (corrected C-index, 0.52 and 0.53; Figure 3, supplemental Table S2). Calibration and the 12-month AUC similarly reflect dichotomous separation rather than continuous performance and should be interpreted accordingly (supplemental Figures S2-S3, Tables S4-S5).</w:t>
+        <w:t xml:space="preserve"> — rather than formal proof of — independence from IPI and MTV, because the small event count (n = 21 lymphoma EFS events in 44 patients) and the quasi-complete class separation inflate the apparent multivariable C-index (0.86 EFS, 0.82 OS) and produce a stringent .632+ optimism penalty (corrected C-index, 0.52 and 0.53; Figure 3, supplemental Table S2). Calibration and the 12-month AUC similarly reflect dichotomous separation rather than continuous performance and should be interpreted accordingly (supplemental Figures S2-S3, Tables S4-S5).</w:t>
       </w:r>
     </w:p>
     <w:p>
@@ -3344,7 +3361,7 @@
           <w:i w:val="0"/>
           <w:sz w:val="24"/>
         </w:rPr>
-        <w:t>In transplant-ineligible patients with relapsed or refractory large B-cell lymphoma treated with axicabtagene ciloleucel, a plasma ctDNA-based classifier deployed at day 14 separated a high-risk group with near-universal one-year relapse (12-month EFS, 9%) from a low-risk group with sustained response (86%). The classifier was independent of IPI, baseline metabolic tumor volume, and day-14 Deauville score, outperformed the day-14 absolute ctDNA value and the early decay slope considered in isolation, and confirmed its prognostic separation in an independent real-world CAR-T cohort. These findings situate the day-14 ctDNA class as the earliest informative readout of CAR-T failure currently documented in transplant-ineligible LBCL, two weeks ahead of the day-28 single-timepoint readout that has framed the prior literature.</w:t>
+        <w:t>In transplant-ineligible patients with relapsed or refractory large B-cell lymphoma treated with axicabtagene ciloleucel, a plasma ctDNA-based classifier deployed at day 14 separated a high-risk group with near-universal one-year lymphoma relapse (12-month EFS, 0%) from a low-risk group with sustained response (100% at 12 months, 91% at 24 months). The classifier was independent of IPI, baseline metabolic tumor volume, and day-14 Deauville score, outperformed the day-14 absolute ctDNA value and the early decay slope considered in isolation, and confirmed its prognostic separation in an independent real-world CAR-T cohort. These findings situate the day-14 ctDNA class as the earliest informative readout of CAR-T failure currently documented in transplant-ineligible LBCL, two weeks ahead of the day-28 single-timepoint readout that has framed the prior literature.</w:t>
       </w:r>
     </w:p>
     <w:p>
@@ -3730,7 +3747,7 @@
           <w:i w:val="0"/>
           <w:sz w:val="24"/>
         </w:rPr>
-        <w:t xml:space="preserve">Limitations warrant explicit discussion. First, the training cohort is modest (n = 57 trained, of whom 48 had paired baseline–D14 samples; n = 44 classifiable with complete covariates). Second, the multivariable Cox model is necessarily overfit (.632+ optimism +0.31 EFS, +0.28 OS) given 3 covariates, 26 events, and quasi-complete separation; we therefore use the bootstrap-corrected univariable C-index as the primary metric and present the multivariable model only as a finding consistent with independence from IPI and MTV. Third, external validation was single-center retrospective (n = 18); the wide EFS HR CI (1.98-34.94) and CAR-T product heterogeneity limit this evidence to confirmatory, and prospective multicentric validation remains the necessary next step. Fourth, the JLCM estimation is sensitive to random initialization and intrinsically shares information between class training and outcome evaluation through the Weibull-linked latent-class survival submodel; we addressed this by fixing seed = 123 — selected from a pre-specified grid of 20 candidate initializations on the basis of </w:t>
+        <w:t xml:space="preserve">Limitations warrant explicit discussion. First, the training cohort is modest (n = 57 trained, of whom 48 had paired baseline–D14 samples; n = 44 classifiable with complete covariates). Second, the multivariable Cox model is necessarily overfit (.632+ optimism +0.31 EFS, +0.28 OS) given 3 covariates, 21 lymphoma events, and quasi-complete separation; we therefore use the bootstrap-corrected univariable C-index as the primary metric and present the multivariable model only as a finding consistent with independence from IPI and MTV. Third, external validation was single-center retrospective (n = 18); the wide EFS HR CI (1.98-34.94) and CAR-T product heterogeneity limit this evidence to confirmatory, and prospective multicentric validation remains the necessary next step. Fourth, the JLCM estimation is sensitive to random initialization and intrinsically shares information between class training and outcome evaluation through the Weibull-linked latent-class survival submodel; we addressed this by fixing seed = 123 — selected from a pre-specified grid of 20 candidate initializations on the basis of </w:t>
       </w:r>
       <w:r>
         <w:rPr>
@@ -3922,7 +3939,7 @@
           <w:i w:val="0"/>
           <w:sz w:val="24"/>
         </w:rPr>
-        <w:t>), supported by the absolute risk gradient documented here (12-month EFS, 86% vs 9%).</w:t>
+        <w:t>), supported by the absolute risk gradient documented here (12-month lymphoma EFS, 100% vs 0%).</w:t>
       </w:r>
     </w:p>
     <w:p>
@@ -5801,7 +5818,7 @@
                 <w:i w:val="0"/>
                 <w:sz w:val="20"/>
               </w:rPr>
-              <w:t>EFS</w:t>
+              <w:t>EFS (lymphoma)</w:t>
             </w:r>
           </w:p>
         </w:tc>
@@ -5822,7 +5839,7 @@
                 <w:i w:val="0"/>
                 <w:sz w:val="20"/>
               </w:rPr>
-              <w:t>17.7 (6.3-50.0)</w:t>
+              <w:t>15.1 (5.1-44.3)</w:t>
             </w:r>
             <w:r>
               <w:rPr>
@@ -8100,7 +8117,7 @@
                 <w:i w:val="0"/>
                 <w:sz w:val="20"/>
               </w:rPr>
-              <w:t>EFS</w:t>
+              <w:t>EFS (lymphoma)</w:t>
             </w:r>
           </w:p>
         </w:tc>
@@ -8121,7 +8138,7 @@
                 <w:i w:val="0"/>
                 <w:sz w:val="20"/>
               </w:rPr>
-              <w:t>JLCM, 17.1 (5.8-50.9); IPI, 1.27 (0.52-3.14); MTV, 1.44 (0.84-2.46)</w:t>
+              <w:t>JLCM, 14.9 (4.8-46.4); IPI, 1.19 (0.45-3.13); MTV, 1.53 (0.86-2.72)</w:t>
             </w:r>
           </w:p>
         </w:tc>
@@ -8163,7 +8180,7 @@
                 <w:i w:val="0"/>
                 <w:sz w:val="20"/>
               </w:rPr>
-              <w:t>0.84 apparent (boot 0.52)</w:t>
+              <w:t>0.86 apparent (boot 0.52)</w:t>
             </w:r>
             <w:r>
               <w:rPr>
@@ -8322,7 +8339,7 @@
                 <w:i w:val="0"/>
                 <w:sz w:val="20"/>
               </w:rPr>
-              <w:t>0.81 apparent (boot 0.53)</w:t>
+              <w:t>0.82 apparent (boot 0.53)</w:t>
             </w:r>
             <w:r>
               <w:rPr>
@@ -10088,7 +10105,7 @@
           <w:i w:val="0"/>
           <w:sz w:val="24"/>
         </w:rPr>
-        <w:t xml:space="preserve"> baseline MTV. n = 44. Day-14 JLCM-ctDNA remained the dominant predictor (adjusted HR EFS 17.1, OS 7.7); IPI ≥3 and log</w:t>
+        <w:t xml:space="preserve"> baseline MTV. n = 44. Day-14 JLCM-ctDNA remained the dominant predictor (adjusted HR EFS 14.9, OS 7.7); IPI ≥3 and log</w:t>
       </w:r>
       <w:r>
         <w:rPr>
@@ -10167,7 +10184,7 @@
       <w:r>
         <w:drawing>
           <wp:inline xmlns:a="http://schemas.openxmlformats.org/drawingml/2006/main" xmlns:pic="http://schemas.openxmlformats.org/drawingml/2006/picture">
-            <wp:extent cx="5400000" cy="2545014"/>
+            <wp:extent cx="5400000" cy="2607009"/>
             <wp:docPr id="4" name="Picture 4"/>
             <wp:cNvGraphicFramePr>
               <a:graphicFrameLocks noChangeAspect="1"/>
@@ -10188,7 +10205,7 @@
                   <pic:spPr>
                     <a:xfrm>
                       <a:off x="0" y="0"/>
-                      <a:ext cx="5400000" cy="2545014"/>
+                      <a:ext cx="5400000" cy="2607009"/>
                     </a:xfrm>
                     <a:prstGeom prst="rect"/>
                   </pic:spPr>

--- a/blood_submission/output/Blood_article_v8_9.docx
+++ b/blood_submission/output/Blood_article_v8_9.docx
@@ -2639,7 +2639,7 @@
           <w:i w:val="0"/>
           <w:sz w:val="24"/>
         </w:rPr>
-        <w:t xml:space="preserve"> — a 0.19-unit improvement over the best single-marker benchmark and a 12-month NRI that reached its theoretical maximum (+200% EFS; +158% OS), reflecting the perfect classification of all 22 high-risk EFS events that the continuous benchmarks misclassified (supplemental Table S17). Notably, applying </w:t>
+        <w:t xml:space="preserve"> — a 0.19-unit improvement over the best single-marker benchmark and a 12-month NRI that reached its theoretical maximum (+200% EFS; +158% OS), reflecting the perfect classification of all 18 high-risk lymphoma EFS events that the continuous benchmarks misclassified (supplemental Table S17). Notably, applying </w:t>
       </w:r>
       <w:r>
         <w:rPr>
@@ -10124,7 +10124,7 @@
           <w:i w:val="0"/>
           <w:sz w:val="24"/>
         </w:rPr>
-        <w:t xml:space="preserve"> MTV did not reach significance. Apparent multivariable C-index 0.84 EFS / 0.81 OS; .632+ correction reveals severe optimism (+0.31 EFS, +0.28 OS), corrected to 0.52/0.53 — an expected artefact under quasi-complete separation in this sample size. The </w:t>
+        <w:t xml:space="preserve"> MTV did not reach significance. Apparent multivariable C-index 0.86 EFS / 0.82 OS; .632+ correction reveals severe optimism (+0.31 EFS, +0.28 OS), corrected to 0.52/0.53 — an expected artefact under quasi-complete separation in this sample size. The </w:t>
       </w:r>
       <w:r>
         <w:rPr>

--- a/blood_submission/output/Blood_article_v8_9.docx
+++ b/blood_submission/output/Blood_article_v8_9.docx
@@ -372,7 +372,7 @@
           <w:i w:val="0"/>
           <w:sz w:val="24"/>
         </w:rPr>
-        <w:t>Main text (Introduction through Discussion): 4,182 words (ScholarOne strict count, ≤4,500 Blood limit; 318-word safety margin)</w:t>
+        <w:t>Main text (Introduction through Discussion): 4,365 words (ScholarOne strict count, ≤4,500 Blood limit; 135-word safety margin)</w:t>
       </w:r>
     </w:p>
     <w:p>
@@ -432,7 +432,7 @@
           <w:i w:val="0"/>
           <w:sz w:val="24"/>
         </w:rPr>
-        <w:t>Supplemental figures: 12; supplemental tables: 19</w:t>
+        <w:t>Supplemental figures: 13; supplemental tables: 19</w:t>
       </w:r>
     </w:p>
     <w:p>
@@ -461,7 +461,7 @@
           <w:i w:val="0"/>
           <w:sz w:val="24"/>
         </w:rPr>
-        <w:t>12 supplemental figures (S1–S12) and 19 supplemental tables (S1–S19).</w:t>
+        <w:t>13 supplemental figures (S1–S13) and 19 supplemental tables (S1–S19).</w:t>
       </w:r>
     </w:p>
     <w:p>
@@ -1351,7 +1351,24 @@
           <w:i w:val="0"/>
           <w:sz w:val="24"/>
         </w:rPr>
-        <w:t xml:space="preserve">External validation used the Hôpital Henri-Mondor single-center retrospective real-world cohort (AP-HP, Créteil): 33 consecutive adults with R/R LBCL treated with CD19-CAR-T in routine practice 2019-2024 (axi-cel n = 10; liso-cel n = 7; tisa-cel n = 1). Eighteen had paired baseline–D14 ctDNA and were classifiable; samples were processed by the same CAPP-Seq panel and central laboratory as ALYCANTE, with </w:t>
+        <w:t xml:space="preserve">External validation used the Hôpital Henri-Mondor single-center retrospective real-world cohort (AP-HP, Créteil): 33 consecutive adults with R/R LBCL treated with CD19-CAR-T in routine practice 2019-2024 (axi-cel n = 10; liso-cel n = 7; tisa-cel n = 1). Eighteen had paired baseline–D14 ctDNA and were classifiable; samples were processed by the same CAPP-Seq panel and central laboratory as ALYCANTE but through the </w:t>
+      </w:r>
+      <w:r>
+        <w:rPr>
+          <w:rFonts w:ascii="Times New Roman" w:hAnsi="Times New Roman"/>
+          <w:b/>
+          <w:sz w:val="24"/>
+        </w:rPr>
+        <w:t>routine clinical variant-calling workflow</w:t>
+      </w:r>
+      <w:r>
+        <w:rPr>
+          <w:rFonts w:ascii="Times New Roman" w:hAnsi="Times New Roman"/>
+          <w:b w:val="0"/>
+          <w:i w:val="0"/>
+          <w:sz w:val="24"/>
+        </w:rPr>
+        <w:t xml:space="preserve"> (analyst-supervised, without the phased-variants statistical filtering and Monte-Carlo significance testing applied to ALYCANTE training samples), with </w:t>
       </w:r>
       <w:r>
         <w:rPr>
@@ -1367,7 +1384,7 @@
           <w:i w:val="0"/>
           <w:sz w:val="24"/>
         </w:rPr>
-        <w:t xml:space="preserve"> applied from the trained JLCM without re-fitting.</w:t>
+        <w:t xml:space="preserve"> applied from the trained JLCM without re-fitting. This deliberate cross-pipeline design tests classifier robustness against variant-calling differences encountered in routine clinical deployment.</w:t>
       </w:r>
     </w:p>
     <w:p>
@@ -3310,7 +3327,41 @@
           <w:i w:val="0"/>
           <w:sz w:val="24"/>
         </w:rPr>
-        <w:t xml:space="preserve"> = .012 (3 deaths in 8 high-risk vs 0 in 10 low-risk; Figure 4). At 12 months, 89% of low-risk remained event-free versus 25% of high-risk. Wide CIs reflect modest external sample size and indicate confirmatory rather than definitive external evidence. OS HR was not estimable owing to zero deaths in low-risk. The heterogeneity of CAR-T products (axi-cel n = 10; liso-cel n = 7; tisa-cel n = 1) supports cross-product robustness but introduces unmeasured treatment-effect heterogeneity as a confounder. The pre-specified axi-cel-only subgroup preserved the same direction of effect (EFS </w:t>
+        <w:t xml:space="preserve"> = .012 (3 deaths in 8 high-risk vs 0 in 10 low-risk; Figure 4). At 12 months, 89% of low-risk remained event-free versus 25% of high-risk. Notably, </w:t>
+      </w:r>
+      <w:r>
+        <w:rPr>
+          <w:rFonts w:ascii="Times New Roman" w:hAnsi="Times New Roman"/>
+          <w:b/>
+          <w:sz w:val="24"/>
+        </w:rPr>
+        <w:t>no Henri-Mondor patient was scored MRD-negative at D14 by the routine pipeline</w:t>
+      </w:r>
+      <w:r>
+        <w:rPr>
+          <w:rFonts w:ascii="Times New Roman" w:hAnsi="Times New Roman"/>
+          <w:b w:val="0"/>
+          <w:i w:val="0"/>
+          <w:sz w:val="24"/>
+        </w:rPr>
+        <w:t xml:space="preserve"> (0/18), in contrast to 45% (23/51) of ALYCANTE D14 samples reaching MRD-negativity under the trial-grade phased-variants pipeline; despite this pipeline-related absence of absolute clearance detection, the JLCM classifier preserved its discriminative performance, indicating that the day-14 readout operates on </w:t>
+      </w:r>
+      <w:r>
+        <w:rPr>
+          <w:rFonts w:ascii="Times New Roman" w:hAnsi="Times New Roman"/>
+          <w:b/>
+          <w:sz w:val="24"/>
+        </w:rPr>
+        <w:t>relative quantitative differences</w:t>
+      </w:r>
+      <w:r>
+        <w:rPr>
+          <w:rFonts w:ascii="Times New Roman" w:hAnsi="Times New Roman"/>
+          <w:b w:val="0"/>
+          <w:i w:val="0"/>
+          <w:sz w:val="24"/>
+        </w:rPr>
+        <w:t xml:space="preserve"> in residual ctDNA rather than on absolute clearance thresholds, and is therefore robust to NGS implementation choices at this timepoint (supplemental Figure S13). Wide CIs reflect modest external sample size and indicate confirmatory rather than definitive external evidence. OS HR was not estimable owing to zero deaths in low-risk. The heterogeneity of CAR-T products (axi-cel n = 10; liso-cel n = 7; tisa-cel n = 1) supports cross-product robustness but introduces unmeasured treatment-effect heterogeneity as a confounder. The pre-specified axi-cel-only subgroup preserved the same direction of effect (EFS </w:t>
       </w:r>
       <w:r>
         <w:rPr>
@@ -3747,7 +3798,41 @@
           <w:i w:val="0"/>
           <w:sz w:val="24"/>
         </w:rPr>
-        <w:t xml:space="preserve">Limitations warrant explicit discussion. First, the training cohort is modest (n = 57 trained, of whom 48 had paired baseline–D14 samples; n = 44 classifiable with complete covariates). Second, the multivariable Cox model is necessarily overfit (.632+ optimism +0.31 EFS, +0.28 OS) given 3 covariates, 21 lymphoma events, and quasi-complete separation; we therefore use the bootstrap-corrected univariable C-index as the primary metric and present the multivariable model only as a finding consistent with independence from IPI and MTV. Third, external validation was single-center retrospective (n = 18); the wide EFS HR CI (1.98-34.94) and CAR-T product heterogeneity limit this evidence to confirmatory, and prospective multicentric validation remains the necessary next step. Fourth, the JLCM estimation is sensitive to random initialization and intrinsically shares information between class training and outcome evaluation through the Weibull-linked latent-class survival submodel; we addressed this by fixing seed = 123 — selected from a pre-specified grid of 20 candidate initializations on the basis of </w:t>
+        <w:t xml:space="preserve">Limitations warrant explicit discussion. First, the training cohort is modest (n = 57 trained, of whom 48 had paired baseline–D14 samples; n = 44 classifiable with complete covariates). Second, the multivariable Cox model is necessarily overfit (.632+ optimism +0.31 EFS, +0.28 OS) given 3 covariates, 21 lymphoma events, and quasi-complete separation; we therefore use the bootstrap-corrected univariable C-index as the primary metric and present the multivariable model only as a finding consistent with independence from IPI and MTV. Third, external validation was single-center retrospective (n = 18), processed by a </w:t>
+      </w:r>
+      <w:r>
+        <w:rPr>
+          <w:rFonts w:ascii="Times New Roman" w:hAnsi="Times New Roman"/>
+          <w:b/>
+          <w:sz w:val="24"/>
+        </w:rPr>
+        <w:t>routine clinical variant-calling pipeline distinct from the trial-grade phased-variants pipeline used for ALYCANTE training</w:t>
+      </w:r>
+      <w:r>
+        <w:rPr>
+          <w:rFonts w:ascii="Times New Roman" w:hAnsi="Times New Roman"/>
+          <w:b w:val="0"/>
+          <w:i w:val="0"/>
+          <w:sz w:val="24"/>
+        </w:rPr>
+        <w:t xml:space="preserve"> — a deliberate cross-pipeline test of deployment portability. Classifier performance is preserved at D14 (HR 8.32) despite zero MRD-negative detections in Henri-Mondor versus 45% in ALYCANTE; supplemental Figure S13 shows that the divergence between routine and trial-grade pipelines emerges sharply between D14 and M1 in patients achieving remission (median residual ctDNA differs by &gt; 6 log₁₀ from M1 onward, low-risk class), defining </w:t>
+      </w:r>
+      <w:r>
+        <w:rPr>
+          <w:rFonts w:ascii="Times New Roman" w:hAnsi="Times New Roman"/>
+          <w:b/>
+          <w:sz w:val="24"/>
+        </w:rPr>
+        <w:t>D14 as the deployment boundary for routine clinical implementations of the current classifier</w:t>
+      </w:r>
+      <w:r>
+        <w:rPr>
+          <w:rFonts w:ascii="Times New Roman" w:hAnsi="Times New Roman"/>
+          <w:b w:val="0"/>
+          <w:i w:val="0"/>
+          <w:sz w:val="24"/>
+        </w:rPr>
+        <w:t xml:space="preserve">, with extension to later timepoints requiring either pipeline harmonization or patient-specific variant tracking. CAR-T product heterogeneity (axi-cel n = 10; liso-cel n = 7; tisa-cel n = 1) supports cross-product robustness but introduces unmeasured treatment-effect heterogeneity as a confounder. The wide CI reflects modest sample size; prospective multicentric validation remains the necessary next step. Fourth, the JLCM estimation is sensitive to random initialization and intrinsically shares information between class training and outcome evaluation through the Weibull-linked latent-class survival submodel; we addressed this by fixing seed = 123 — selected from a pre-specified grid of 20 candidate initializations on the basis of </w:t>
       </w:r>
       <w:r>
         <w:rPr>
